--- a/public/Greencoat_Absence_Policy_Children_Mar2026.docx
+++ b/public/Greencoat_Absence_Policy_Children_Mar2026.docx
@@ -1121,6 +1121,150 @@
         <w:spacing w:before="80" w:after="80"/>
       </w:pPr>
       <w:r>
+        <w:t xml:space="preserve"/>
+      </w:r>
+    </w:p>
+    <w:p>
+      <w:pPr>
+        <w:pStyle w:val="Normal"/>
+      </w:pPr>
+      <w:r>
+        <w:rPr>
+          <w:rFonts w:ascii="Calibri" w:hAnsi="Calibri"/>
+        </w:rPr>
+        <w:t xml:space="preserve"/>
+      </w:r>
+    </w:p>
+    <w:p>
+      <w:pPr>
+        <w:pStyle w:val="Heading2"/>
+      </w:pPr>
+      <w:r>
+        <w:rPr>
+          <w:rFonts w:ascii="Calibri" w:hAnsi="Calibri"/>
+        </w:rPr>
+        <w:t xml:space="preserve">Late arrival</w:t>
+      </w:r>
+    </w:p>
+    <w:p>
+      <w:pPr>
+        <w:pStyle w:val="Normal"/>
+      </w:pPr>
+      <w:r>
+        <w:rPr>
+          <w:rFonts w:ascii="Calibri" w:hAnsi="Calibri"/>
+        </w:rPr>
+        <w:t xml:space="preserve">Sessions at Greencoat Nursery begin at their published start times. Punctual arrival is important: settled, predictable routines support children's sense of security and enable them to benefit fully from planned learning and care.</w:t>
+      </w:r>
+    </w:p>
+    <w:p>
+      <w:pPr>
+        <w:pStyle w:val="Normal"/>
+      </w:pPr>
+      <w:r>
+        <w:rPr>
+          <w:rFonts w:ascii="Calibri" w:hAnsi="Calibri"/>
+        </w:rPr>
+        <w:t xml:space="preserve">Where a child arrives more than one hour after the start of their booked session, the nursery reserves the right to refuse admission for that session. This is because:</w:t>
+      </w:r>
+    </w:p>
+    <w:p>
+      <w:pPr>
+        <w:pStyle w:val="Normal"/>
+        <w:numPr>
+          <w:ilvl w:val="0"/>
+          <w:numId w:val="2"/>
+        </w:numPr>
+      </w:pPr>
+      <w:r>
+        <w:rPr>
+          <w:rFonts w:ascii="Calibri" w:hAnsi="Calibri"/>
+        </w:rPr>
+        <w:t xml:space="preserve">The child will have missed a significant proportion of the session's planned activities and learning</w:t>
+      </w:r>
+    </w:p>
+    <w:p>
+      <w:pPr>
+        <w:pStyle w:val="Normal"/>
+        <w:numPr>
+          <w:ilvl w:val="0"/>
+          <w:numId w:val="2"/>
+        </w:numPr>
+      </w:pPr>
+      <w:r>
+        <w:rPr>
+          <w:rFonts w:ascii="Calibri" w:hAnsi="Calibri"/>
+        </w:rPr>
+        <w:t xml:space="preserve">Admitting a child very late disrupts the settled routine of the room and the other children in it</w:t>
+      </w:r>
+    </w:p>
+    <w:p>
+      <w:pPr>
+        <w:pStyle w:val="Normal"/>
+        <w:numPr>
+          <w:ilvl w:val="0"/>
+          <w:numId w:val="2"/>
+        </w:numPr>
+      </w:pPr>
+      <w:r>
+        <w:rPr>
+          <w:rFonts w:ascii="Calibri" w:hAnsi="Calibri"/>
+        </w:rPr>
+        <w:t xml:space="preserve">Consistent late arrivals are not in the best interests of the child's development or wellbeing</w:t>
+      </w:r>
+    </w:p>
+    <w:p>
+      <w:pPr>
+        <w:pStyle w:val="Normal"/>
+      </w:pPr>
+      <w:r>
+        <w:rPr>
+          <w:rFonts w:ascii="Calibri" w:hAnsi="Calibri"/>
+        </w:rPr>
+        <w:t xml:space="preserve">Before exercising the right to refuse admission, the site manager or a senior member of staff will make reasonable attempts to contact the parent or carer by telephone. Where a genuine emergency or exceptional circumstance is confirmed, admission will be granted at the manager's discretion and the reason noted on the register.</w:t>
+      </w:r>
+    </w:p>
+    <w:p>
+      <w:pPr>
+        <w:pStyle w:val="Normal"/>
+      </w:pPr>
+      <w:r>
+        <w:rPr>
+          <w:rFonts w:ascii="Calibri" w:hAnsi="Calibri"/>
+        </w:rPr>
+        <w:t xml:space="preserve">No fee will be charged to the family for a session in which admission is refused under this provision.</w:t>
+      </w:r>
+    </w:p>
+    <w:p>
+      <w:pPr>
+        <w:pStyle w:val="Normal"/>
+      </w:pPr>
+      <w:r>
+        <w:rPr>
+          <w:rFonts w:ascii="Calibri" w:hAnsi="Calibri"/>
+        </w:rPr>
+        <w:t xml:space="preserve">Late arrival will be recorded on the register. Where a persistent pattern is identified, the site manager will speak with the family supportively to understand the reasons and agree a plan. Where late arrival gives rise to a welfare concern, it will be referred to the DSL and noted in the decisions log in line with the Monitoring Attendance section above.</w:t>
+      </w:r>
+    </w:p>
+    <w:p>
+      <w:pPr>
+        <w:pStyle w:val="Normal"/>
+      </w:pPr>
+      <w:r>
+        <w:rPr>
+          <w:rFonts w:ascii="Calibri" w:hAnsi="Calibri"/>
+        </w:rPr>
+        <w:t xml:space="preserve">This provision is set out in the nursery's Parent Contract. Parents are asked to contact the nursery as early as possible if they anticipate arriving late.</w:t>
+      </w:r>
+    </w:p>
+    <w:p>
+      <w:pPr>
+        <w:pStyle w:val="Normal"/>
+      </w:pPr>
+      <w:r>
+        <w:rPr>
+          <w:rFonts w:ascii="Calibri" w:hAnsi="Calibri"/>
+        </w:rPr>
         <w:t xml:space="preserve"/>
       </w:r>
     </w:p>
